--- a/samples/fixtures/docx/schedule.docx
+++ b/samples/fixtures/docx/schedule.docx
@@ -4,22 +4,27 @@
   <w:body>
     <w:p>
       <w:r>
-        <w:t>Alpha Wharf sprinklered</w:t>
+        <w:t>SCHEDULE OF LOCATIONS</w:t>
       </w:r>
     </w:p>
     <w:p>
       <w:r>
-        <w:t>Beta Dock sprinklered</w:t>
+        <w:t>Alpha Wharf - sprinklered, hardwired alarm, built 2010</w:t>
       </w:r>
     </w:p>
     <w:p>
       <w:r>
-        <w:t>Gamma Yard sprinklered</w:t>
+        <w:t>Beta Dock - sprinklered, local alarm, built 2007</w:t>
       </w:r>
     </w:p>
     <w:p>
       <w:r>
-        <w:t>Delta Port sprinklered</w:t>
+        <w:t>Gamma Yard - sprinklered, hardwired alarm, built 2015</w:t>
+      </w:r>
+    </w:p>
+    <w:p>
+      <w:r>
+        <w:t>Delta Port - sprinklered, hardwired alarm, built 2018</w:t>
       </w:r>
     </w:p>
     <w:sectPr>
